--- a/.work/07.03 Lluís.docx
+++ b/.work/07.03 Lluís.docx
@@ -595,6 +595,19 @@
           <w:rFonts w:ascii="Arial" w:hAnsi="Arial" w:cs="Arial"/>
         </w:rPr>
         <w:t>Pel cas plantejat la heurísitca per defecte és força dolenta. Per aquest graf amb tants pocs nodes surt a compte (en nombre d’iteracions) utilitzar el Dijkstra. De totes maneres, analitzant l’estructura del nostre graf, podem veure que la gran diferència entre nodes considerats i nodes al camí més curt és troba justament on hi ha “forats”. És aquí només on una heurística ens serviria. Plantejant-ho d’aquesta manera, pensant tal… trobem la heurísitica tal que fa reduir aquesta diferència a un nombre molt menor d’iteracions.</w:t>
+      </w:r>
+    </w:p>
+    <w:p>
+      <w:pPr>
+        <w:rPr>
+          <w:rFonts w:ascii="Arial" w:hAnsi="Arial" w:cs="Arial"/>
+        </w:rPr>
+      </w:pPr>
+      <w:r>
+        <w:rPr>
+          <w:rFonts w:ascii="Arial" w:hAnsi="Arial" w:cs="Arial"/>
+        </w:rPr>
+        <w:t>Ojalà fent la heurísitca “by default” em surtin més iteracions en els casos extrems dels forats que amb el dijkstra perquè quedaria super bé</w:t>
       </w:r>
     </w:p>
     <w:p>
